--- a/artigo-imunopreveniveis/manuscrito.docx
+++ b/artigo-imunopreveniveis/manuscrito.docx
@@ -606,7 +606,26 @@
     </w:p>
     <w:p>
       <w:r>
-        <w:t>A guarda de U07 não disparou: zero óbitos nesse código em dez anos, e 718.811 em B34.2. A proporção de causas mal definidas, 5,33%, é o confundidor de fundo de todo este trabalho e volta na §4.3.</w:t>
+        <w:t xml:space="preserve">A guarda de U07 não disparou: zero óbitos nesse código em dez anos, e 718.811 em B34.2. O total de 14.484.496 óbitos inclui os registros cujo município de residência não é identificável — 27.278 óbitos em 25 códigos do tipo </w:t>
+      </w:r>
+      <w:r>
+        <w:rPr>
+          <w:rFonts w:ascii="Consolas" w:hAnsi="Consolas"/>
+          <w:sz w:val="19"/>
+        </w:rPr>
+        <w:t>110000</w:t>
+      </w:r>
+      <w:r>
+        <w:t xml:space="preserve">, "município ignorado" dentro da unidade da federação. Este desenho </w:t>
+      </w:r>
+      <w:r>
+        <w:rPr>
+          <w:b/>
+        </w:rPr>
+        <w:t>não</w:t>
+      </w:r>
+      <w:r>
+        <w:t xml:space="preserve"> agrega por município e por isso os mantém; o manuscrito irmão sobre vigilância da água, que agrega por município, os exclui e trabalha com 14.457.218. Os dois números descrevem a mesma versão dos microdados, e a diferença é inteiramente a exigência de município utilizável. A proporção de causas mal definidas, 5,33%, é o confundidor de fundo de todo este trabalho e volta na §4.3.</w:t>
       </w:r>
     </w:p>
     <w:p>
@@ -1002,7 +1021,7 @@
       <w:r>
         <w:drawing>
           <wp:inline xmlns:a="http://schemas.openxmlformats.org/drawingml/2006/main" xmlns:pic="http://schemas.openxmlformats.org/drawingml/2006/picture">
-            <wp:extent cx="5760720" cy="2491122"/>
+            <wp:extent cx="5760720" cy="1920240"/>
             <wp:docPr id="5" name="Picture 5"/>
             <wp:cNvGraphicFramePr>
               <a:graphicFrameLocks noChangeAspect="1"/>
@@ -1011,7 +1030,7 @@
               <a:graphicData uri="http://schemas.openxmlformats.org/drawingml/2006/picture">
                 <pic:pic>
                   <pic:nvPicPr>
-                    <pic:cNvPr id="0" name="figura_05_eventos_fora_da_lista.png"/>
+                    <pic:cNvPr id="0" name="figura_05_tres_eventos.png"/>
                     <pic:cNvPicPr/>
                   </pic:nvPicPr>
                   <pic:blipFill>
@@ -1023,7 +1042,7 @@
                   <pic:spPr>
                     <a:xfrm>
                       <a:off x="0" y="0"/>
-                      <a:ext cx="5760720" cy="2491122"/>
+                      <a:ext cx="5760720" cy="1920240"/>
                     </a:xfrm>
                     <a:prstGeom prst="rect"/>
                   </pic:spPr>
@@ -1043,7 +1062,7 @@
           <w:color w:val="52514E"/>
           <w:sz w:val="18"/>
         </w:rPr>
-        <w:t>Figura 5. Óbitos anuais por febre amarela, sarampo e coqueluche. A porção hachurada é a fração em menores de 1 ano. Fonte: Tabela S8.</w:t>
+        <w:t>Figura 5. Óbitos anuais por febre amarela, sarampo e coqueluche. A porção hachurada é a fração em menores de 1 ano. Sarampo (B05) e coqueluche (A37) JÁ constam do subgrupo 1.1 da Lista Brasileira; a febre amarela não. As duas primeiras ressurgiram no período com a lista já as incluindo, o que indica que a limitação do instrumento não se resolve apenas acrescentando códigos. Fonte: Tabela S8.</w:t>
       </w:r>
     </w:p>
     <w:p>
@@ -1414,7 +1433,16 @@
     </w:p>
     <w:p>
       <w:r>
-        <w:t>No mesmo período, doenças com vacina disponível e ausentes desse instrumento produziram um surto de febre amarela com 452 óbitos em áreas fora da recomendação vigente, a perda do certificado de eliminação do sarampo com 19 óbitos em lactentes, o retorno da coqueluche em menores de 1 ano e uma série de influenza cujo valor mais recente é o maior de onze anos. Um indicador de evitabilidade que não registra nenhum desses eventos não está medindo mal: está medindo outra coisa.</w:t>
+        <w:t xml:space="preserve">No mesmo período, doenças com vacina disponível produziram um surto de febre amarela com 452 óbitos em áreas fora da recomendação vigente — essa, sim, ausente do subgrupo 1.1 —, a perda do certificado de eliminação do sarampo com 19 óbitos em lactentes, o retorno da coqueluche em menores de 1 ano e uma série de influenza cujo valor mais recente é o maior de onze anos. </w:t>
+      </w:r>
+      <w:r>
+        <w:rPr>
+          <w:b/>
+        </w:rPr>
+        <w:t>Sarampo e coqueluche já constam da lista</w:t>
+      </w:r>
+      <w:r>
+        <w:t>, e ressurgiram assim mesmo: o problema do instrumento não se reduz a quais códigos ele inclui. Um indicador de evitabilidade que não registra nenhum desses eventos não está medindo mal: está medindo outra coisa.</w:t>
       </w:r>
     </w:p>
     <w:p>
@@ -1578,12 +1606,22 @@
     </w:p>
     <w:p>
       <w:r>
-        <w:t>a fração em menores de 1 ano. Nenhuma das três está no subgrupo 1.1 com a</w:t>
+        <w:t>a fração em menores de 1 ano. **Sarampo (B05) e coqueluche (A37) já constam do</w:t>
       </w:r>
     </w:p>
     <w:p>
       <w:r>
-        <w:t xml:space="preserve">cobertura que a década exigiria. </w:t>
+        <w:t>subgrupo 1.1**; a febre amarela não. As duas primeiras ressurgiram no período</w:t>
+      </w:r>
+    </w:p>
+    <w:p>
+      <w:r>
+        <w:t>com a lista já as incluindo — o que indica que a limitação do instrumento não se</w:t>
+      </w:r>
+    </w:p>
+    <w:p>
+      <w:r>
+        <w:t xml:space="preserve">resolve apenas acrescentando códigos. </w:t>
       </w:r>
       <w:r>
         <w:rPr>

--- a/artigo-imunopreveniveis/manuscrito.docx
+++ b/artigo-imunopreveniveis/manuscrito.docx
@@ -7,7 +7,7 @@
         <w:pStyle w:val="Title"/>
       </w:pPr>
       <w:r>
-        <w:t>Óbitos por doenças imunopreveníveis no Brasil, 2015–2024: um instrumento oficial que descreve o calendário vacinal de 2010</w:t>
+        <w:t>Óbitos por doenças imunopreveníveis no Brasil, 2015–2024: perda de sensibilidade de um instrumento oficial por delimitação etária, defasagem tecnológica e especificidade etiológica do registro</w:t>
       </w:r>
     </w:p>
     <w:p>
@@ -72,7 +72,16 @@
         <w:t>Resultados.</w:t>
       </w:r>
       <w:r>
-        <w:t xml:space="preserve"> Em 14.484.496 óbitos, o subgrupo 1.1 identifica 5.832 — 4,03 por 10 mil óbitos, sem tendência na década (Tabela S3). O conjunto ampliado sem COVID-19 soma 27.917 óbitos, razão de 4,79 sobre o instrumento oficial, e a COVID-19 sozinha soma 718.811 (Tabela S4). Três limitações estruturais explicam a diferença. A lista termina aos 74 anos, e 267.276 óbitos por causas com vacina — 35,8% do conjunto — ocorreram acima dessa idade, invisíveis por construção (Tabela S5). Ela antecede as vacinas incorporadas depois de 2010 e classifica influenza fora da imunoprevenção. E 3.189 dos 5.832 óbitos que ela conta são tuberculose miliar ou do sistema nervoso, dos quais 3.092 entre 5 e 74 anos, idade sem proteção estabelecida pela BCG; excluída a tuberculose, restam 2.643 óbitos em dez anos (Tabela S6). O teto de medição é de codificação, não de epidemiologia: há 631.108 óbitos por pneumonia sem agente identificado (J18) contra 809 atribuídos ao pneumococo (J13), razão de 780,1 (Tabelas S12 e S13). O cruzamento ecológico deu nulo pelo critério declarado — correlação de Spearman +0,389 em 2023 e −0,056 em 2024 —, e a própria fonte explica parte disso: o PNI/RNDS registra 16.621.107 doses de influenza em 2023 contra 54.215.093 em 2024 (Tabela S15).</w:t>
+        <w:t xml:space="preserve"> Em 14.484.496 óbitos, o subgrupo 1.1 identifica 5.832 — 4,03 por 10 mil óbitos, sem tendência na década (Tabela S3). O conjunto ampliado sem COVID-19 — que é um </w:t>
+      </w:r>
+      <w:r>
+        <w:rPr>
+          <w:b/>
+        </w:rPr>
+        <w:t>teto</w:t>
+      </w:r>
+      <w:r>
+        <w:t>, não uma estimativa de mortes evitáveis — soma 27.917 óbitos, razão de 4,79 sobre o instrumento oficial, e a COVID-19 sozinha soma 718.811 (Tabela S4). Três limitações estruturais explicam a diferença. A lista termina aos 74 anos, e 267.276 óbitos por causas com vacina — 35,8% do conjunto — ocorreram acima dessa idade, invisíveis por construção (Tabela S5). Ela antecede as vacinas incorporadas depois de 2010 e classifica influenza fora da imunoprevenção. E 3.189 dos 5.832 óbitos que ela conta são tuberculose miliar ou do sistema nervoso, dos quais 3.092 entre 5 e 74 anos — faixa em que a relação entre o óbito e a vacinação infantil é bem mais incerta do que a que a justificativa da lista invoca, ainda que a proteção conferida na infância possa persistir décadas [10]; excluída a tuberculose, restam 2.643 óbitos em dez anos (Tabela S6). O teto de medição é de codificação, não de epidemiologia: há 631.108 óbitos por pneumonia sem agente identificado (J18) contra 809 atribuídos ao pneumococo (J13), razão de 780,1 (Tabelas S12 e S13). O cruzamento ecológico deu nulo pelo critério declarado — correlação de Spearman +0,389 em 2023 e −0,056 em 2024 —, e a própria fonte explica parte disso: o PNI/RNDS registra 16.621.107 doses de influenza em 2023 contra 54.215.093 em 2024 (Tabela S15).</w:t>
       </w:r>
     </w:p>
     <w:p>
@@ -113,6 +122,40 @@
     <w:p>
       <w:r>
         <w:t>Entre a última revisão da lista e hoje, o Programa Nacional de Imunizações mudou. Entraram a vacina contra rotavírus, a meningocócica C e depois a ACWY, a pneumocócica 10-valente, a varicela, o HPV. E entrou, em janeiro de 2021, a vacinação contra a COVID-19, que é a maior campanha da história do programa e responde à doença que mais matou brasileiros no período coberto por este trabalho. Uma lista de evitabilidade cujo último ajuste é anterior a tudo isso não descreve o que o SUS oferece hoje.</w:t>
+      </w:r>
+    </w:p>
+    <w:p>
+      <w:r>
+        <w:rPr>
+          <w:b/>
+        </w:rPr>
+        <w:t>Duas ausências são de naturezas diferentes, e só uma é esperada.</w:t>
+      </w:r>
+      <w:r>
+        <w:t xml:space="preserve"> A ausência da COVID-19 não é crítica ao instrumento: a vacina não existia quando a lista foi revista, e nenhuma classificação poderia tê-la previsto. Já a </w:t>
+      </w:r>
+      <w:r>
+        <w:rPr>
+          <w:b/>
+        </w:rPr>
+        <w:t>pneumocócica conjugada</w:t>
+      </w:r>
+      <w:r>
+        <w:t xml:space="preserve"> entrou no PNI em 2010 e a </w:t>
+      </w:r>
+      <w:r>
+        <w:rPr>
+          <w:b/>
+        </w:rPr>
+        <w:t>meningocócica C</w:t>
+      </w:r>
+      <w:r>
+        <w:t xml:space="preserve"> em 2010, ambas no intervalo da própria revisão — que foi publicada entre 2010 e 2011. A ausência dessas duas do subgrupo de imunoprevenção não se explica por defasagem temporal, e merece exame à parte.</w:t>
+      </w:r>
+    </w:p>
+    <w:p>
+      <w:r>
+        <w:t>A hipótese mais parcimoniosa, e a que os resultados deste trabalho sustentam, é que a ausência delas é consequência do problema de codificação e não de esquecimento: doença pneumocócica invasiva praticamente não aparece como causa básica no SIM — 809 óbitos em J13 contra 631.108 em J18 (§3.9) —, e uma causa que o registro não identifica não produz indicador utilizável, ainda que a vacina esteja no calendário. Se essa leitura estiver certa, ela reforça a conclusão central: o teto do instrumento é de investigação etiológica, não de escolha de códigos.</w:t>
       </w:r>
     </w:p>
     <w:p>
@@ -411,7 +454,16 @@
     </w:p>
     <w:p>
       <w:r>
-        <w:t xml:space="preserve">O conjunto ampliado reúne, além dos códigos do subgrupo 1.1, as demais doenças para as quais existe vacina, com os códigos de causa básica que as identificam sem ambiguidade. Cada causa carrega um campo de </w:t>
+        <w:t xml:space="preserve">O conjunto ampliado reúne, além dos códigos do subgrupo 1.1, as demais doenças para as quais existe vacina, com os códigos de causa básica que as identificam sem ambiguidade. </w:t>
+      </w:r>
+      <w:r>
+        <w:rPr>
+          <w:b/>
+        </w:rPr>
+        <w:t>Ele é um teto, não uma estimativa de mortes evitáveis.</w:t>
+      </w:r>
+      <w:r>
+        <w:t xml:space="preserve"> O que ele mede é a carga de óbitos por doenças para as quais existe vacina no país — grandeza que não desconta eficácia vacinal, não conhece a situação vacinal de quem morreu, e não verifica se a vacina era recomendada para aquela idade ou aquele território. Nenhum número do conjunto ampliado deve ser lido como o de mortes que teriam sido evitadas; todos devem ser lidos como o limite superior do que a vacinação poderia, no melhor caso, ter alcançado. Cada causa carrega um campo de </w:t>
       </w:r>
       <w:r>
         <w:rPr>
@@ -435,6 +487,101 @@
     <w:p>
       <w:r>
         <w:t>A COVID-19 recebe tratamento próprio pelo mesmo motivo: a vacina passou a existir em janeiro de 2021, e nenhum óbito de 2020 poderia ter sido evitado por ela. Os totais do conjunto ampliado são sempre apresentados com e sem COVID-19.</w:t>
+      </w:r>
+    </w:p>
+    <w:p>
+      <w:r>
+        <w:rPr>
+          <w:b/>
+        </w:rPr>
+        <w:t>Quatro níveis de disponibilidade, e o que este trabalho consegue separar.</w:t>
+      </w:r>
+      <w:r>
+        <w:t xml:space="preserve"> "Vacina disponível" não é um estado único. Ela se decompõe em pelo menos quatro condições, e elas não coincidem:</w:t>
+      </w:r>
+    </w:p>
+    <w:p>
+      <w:r>
+        <w:t xml:space="preserve">1. </w:t>
+      </w:r>
+      <w:r>
+        <w:rPr>
+          <w:b/>
+        </w:rPr>
+        <w:t>licenciada</w:t>
+      </w:r>
+      <w:r>
+        <w:t xml:space="preserve"> no país pela Anvisa;</w:t>
+      </w:r>
+    </w:p>
+    <w:p>
+      <w:r>
+        <w:t xml:space="preserve">2. </w:t>
+      </w:r>
+      <w:r>
+        <w:rPr>
+          <w:b/>
+        </w:rPr>
+        <w:t>incorporada</w:t>
+      </w:r>
+      <w:r>
+        <w:t xml:space="preserve"> ao SUS, isto é, ofertada pela rede pública;</w:t>
+      </w:r>
+    </w:p>
+    <w:p>
+      <w:r>
+        <w:t xml:space="preserve">3. </w:t>
+      </w:r>
+      <w:r>
+        <w:rPr>
+          <w:b/>
+        </w:rPr>
+        <w:t>recomendada para aquela idade</w:t>
+      </w:r>
+      <w:r>
+        <w:t>, porque o calendário é etário e a maioria das vacinas tem janela;</w:t>
+      </w:r>
+    </w:p>
+    <w:p>
+      <w:r>
+        <w:t xml:space="preserve">4. </w:t>
+      </w:r>
+      <w:r>
+        <w:rPr>
+          <w:b/>
+        </w:rPr>
+        <w:t>recomendada para aquele território</w:t>
+      </w:r>
+      <w:r>
+        <w:t>, porque parte das recomendações é geográfica.</w:t>
+      </w:r>
+    </w:p>
+    <w:p>
+      <w:r>
+        <w:t xml:space="preserve">O campo de disponibilidade deste trabalho separa com segurança os níveis 1 e 2 — é o que exclui o herpes zoster do núcleo do conjunto ampliado. Os níveis 3 e 4 </w:t>
+      </w:r>
+      <w:r>
+        <w:rPr>
+          <w:b/>
+        </w:rPr>
+        <w:t>não</w:t>
+      </w:r>
+      <w:r>
+        <w:t xml:space="preserve"> são aplicados óbito a óbito, e isso é uma limitação declarada, não um detalhe: um óbito por COVID-19 em 2021 numa faixa que só entrou na campanha meses depois conta no conjunto ampliado do mesmo modo que um óbito de quem já tinha a vacina à disposição.</w:t>
+      </w:r>
+    </w:p>
+    <w:p>
+      <w:r>
+        <w:t xml:space="preserve">A febre amarela é o caso que torna o nível 4 visível: a vacina existe desde 1937 e é de dose única, mas a recomendação era territorial, e os 452 óbitos de 2017–2018 ocorreram em municípios que só entraram na área com recomendação </w:t>
+      </w:r>
+      <w:r>
+        <w:rPr>
+          <w:b/>
+        </w:rPr>
+        <w:t>depois</w:t>
+      </w:r>
+      <w:r>
+        <w:t xml:space="preserve"> do surto (§3.6). Contá-los como "vacina disponível" é correto no nível 2 e falso no nível 4.</w:t>
       </w:r>
     </w:p>
     <w:p>
@@ -805,7 +952,7 @@
         <w:pStyle w:val="Heading2"/>
       </w:pPr>
       <w:r>
-        <w:t>3.4 Metade do que o instrumento conta é tuberculose em idade sem proteção</w:t>
+        <w:t>3.4 Metade do que o instrumento conta é tuberculose de adulto</w:t>
       </w:r>
     </w:p>
     <w:p>
@@ -815,16 +962,25 @@
     </w:p>
     <w:p>
       <w:r>
-        <w:t xml:space="preserve">A distinção importa porque a evitabilidade atribuída a essas duas causas vem da BCG — e isso não é interpretação deste trabalho. É o que a revisão de 2011 declara ao explicar por que manteve A17 e A19 no subgrupo 1.1 e mandou os demais códigos de tuberculose para outro: "por serem as causas evitáveis de morte pela vacina BCG" [3]. A eficácia estabelecida da BCG, porém, é contra as formas graves da tuberculose </w:t>
+        <w:t xml:space="preserve">A distinção importa porque a evitabilidade atribuída a essas duas causas vem da BCG — e isso não é interpretação deste trabalho. É o que a revisão de 2011 declara ao explicar por que manteve A17 e A19 no subgrupo 1.1 e mandou os demais códigos de tuberculose para outro: "por serem as causas evitáveis de morte pela vacina BCG" [3]. A indicação estabelecida da BCG, e a justificativa que a própria revisão invoca, é a proteção contra as </w:t>
       </w:r>
       <w:r>
         <w:rPr>
           <w:b/>
         </w:rPr>
-        <w:t>na criança</w:t>
+        <w:t>formas graves da tuberculose na criança</w:t>
       </w:r>
       <w:r>
-        <w:t>. Não há proteção demonstrada em adulto, e a duração da proteção conferida na infância é objeto de controvérsia. O critério enunciado pelos autores não restringe a idade; a evidência que o fundamenta, sim. Manter A17 e A19 no subgrupo de imunoprevenção sem restrição etária faz com que mais da metade do que o instrumento oficial reporta como "morte evitável por vacina" seja tuberculose de adulto, para a qual a intervenção evitável é diagnóstico e tratamento — que a própria Lista Brasileira classifica em outro subgrupo, o 1.2, quando se trata das demais formas de tuberculose.</w:t>
+        <w:t xml:space="preserve">. Não se trata, porém, de afirmar que a BCG não proteja adultos: um seguimento de 60 anos de coorte vacinada na infância encontrou eficácia de 52% (IC95% 27%–69%) persistindo por 50 a 60 anos, sem redução estatisticamente significativa ao longo do tempo [10]. O problema é outro, e é de correspondência entre critério e indicador: o critério enunciado pelos autores não restringe idade, e o indicador que dele resulta é </w:t>
+      </w:r>
+      <w:r>
+        <w:rPr>
+          <w:b/>
+        </w:rPr>
+        <w:t>dominado por morte adulta</w:t>
+      </w:r>
+      <w:r>
+        <w:t>, cuja relação com a vacinação infantil é muito mais incerta do que a de uma forma grave em criança não vacinada — e depende de cepa, de esquema, de idade à vacinação e do contexto epidemiológico, nenhum dos quais o SIM registra. Manter A17 e A19 no subgrupo de imunoprevenção sem restrição etária faz com que mais da metade do que o instrumento oficial reporta como "morte evitável por vacina" seja tuberculose de adulto, para a qual a intervenção evitável é diagnóstico e tratamento — que a própria Lista Brasileira classifica em outro subgrupo, o 1.2, quando se trata das demais formas de tuberculose.</w:t>
       </w:r>
     </w:p>
     <w:p>
@@ -1428,7 +1584,7 @@
     </w:p>
     <w:p>
       <w:r>
-        <w:t>O Brasil dispõe de um instrumento oficial para contar mortes evitáveis por vacina, e ele identifica quatro óbitos em cada dez mil registrados, número que não se move há uma década. A estabilidade não é epidemiológica. Ela decorre de o instrumento parar aos 74 anos, descrever um calendário vacinal anterior a 2011 e ser dominado internamente por uma causa cuja evitabilidade por vacina não se sustenta na idade em que ocorre.</w:t>
+        <w:t>O Brasil dispõe de um instrumento oficial para contar mortes evitáveis por vacina, e ele identifica quatro óbitos em cada dez mil registrados, número que não se move há uma década. A estabilidade não é epidemiológica. Ela decorre de o instrumento parar aos 74 anos, classificar a evitabilidade com as evidências e as tecnologias disponíveis antes da expansão recente do PNI e ser dominado internamente por uma causa cuja evitabilidade por vacina não se sustenta na idade em que ocorre.</w:t>
       </w:r>
     </w:p>
     <w:p>
@@ -1584,7 +1740,7 @@
     </w:p>
     <w:p>
       <w:r>
-        <w:t xml:space="preserve">idade sem proteção estabelecida pela BCG; em azul, o que resta. </w:t>
+        <w:t xml:space="preserve">idade em que a relação entre o óbito e a vacinação infantil é incerta; em azul, o que resta. </w:t>
       </w:r>
       <w:r>
         <w:rPr>
@@ -2128,6 +2284,29 @@
     </w:p>
     <w:p>
       <w:pPr>
+        <w:pStyle w:val="ListBullet"/>
+      </w:pPr>
+      <w:r>
+        <w:rPr>
+          <w:b/>
+        </w:rPr>
+        <w:t>[10]</w:t>
+      </w:r>
+      <w:r>
+        <w:t xml:space="preserve"> Aronson NE, Santosham M, Comstock GW, Howard RS, Moulton LH, Rhoades ER, Harrison LH. Long-term efficacy of BCG vaccine in American Indians and Alaska Natives: a 60-year follow-up study. </w:t>
+      </w:r>
+      <w:r>
+        <w:rPr>
+          <w:i/>
+        </w:rPr>
+        <w:t>JAMA</w:t>
+      </w:r>
+      <w:r>
+        <w:t>. 2004;291(17):2086–91. doi:10.1001/jama.291.17.2086</w:t>
+      </w:r>
+    </w:p>
+    <w:p>
+      <w:pPr>
         <w:sectPr>
           <w:pgSz w:w="12240" w:h="15840"/>
           <w:pgMar w:top="1417" w:right="1417" w:bottom="1417" w:left="1417" w:header="720" w:footer="720" w:gutter="0"/>
@@ -5703,7 +5882,7 @@
               <w:rPr>
                 <w:sz w:val="16"/>
               </w:rPr>
-              <w:t>… destes, em menores de 5 anos (idade em que a BCG protege)</w:t>
+              <w:t>… destes, em menores de 5 anos (idade da indicação da BCG)</w:t>
             </w:r>
           </w:p>
         </w:tc>
@@ -5761,7 +5940,7 @@
               <w:rPr>
                 <w:sz w:val="16"/>
               </w:rPr>
-              <w:t>… destes, em 5 a 74 anos (sem proteção estabelecida pela BCG)</w:t>
+              <w:t>… destes, em 5 a 74 anos (relação com a BCG infantil incerta)</w:t>
             </w:r>
           </w:p>
         </w:tc>
